--- a/policies/build/sop_record_masters/MOM/SOP_MOM.3.a_to_h_safe_rational_prescribing.docx
+++ b/policies/build/sop_record_masters/MOM/SOP_MOM.3.a_to_h_safe_rational_prescribing.docx
@@ -208,12 +208,6 @@
     </w:p>
     <w:p>
       <w:r>
-        <w:rPr>
-          <w:i/>
-        </w:rPr>
-        <w:t xml:space="preserve">Why: </w:t>
-      </w:r>
-      <w:r>
         <w:t>so prescribing is consistent across every doctor and every setting, not a personal habit that varies by who is writing the order.</w:t>
       </w:r>
     </w:p>
@@ -231,12 +225,6 @@
       </w:r>
     </w:p>
     <w:p>
-      <w:r>
-        <w:rPr>
-          <w:i/>
-        </w:rPr>
-        <w:t xml:space="preserve">Why: </w:t>
-      </w:r>
       <w:r>
         <w:t>a prescribing defect that repeats across many patients, unnoticed, is worse than any single error -- the audit and the committee exist to catch exactly that pattern.</w:t>
       </w:r>
@@ -325,12 +313,6 @@
     </w:p>
     <w:p>
       <w:r>
-        <w:rPr>
-          <w:i/>
-        </w:rPr>
-        <w:t xml:space="preserve">Why: </w:t>
-      </w:r>
-      <w:r>
         <w:t>A prescriber working from memory and habit, with no shared reference anyone else can check against, means two doctors can give the same patient contradictory advice with neither one being wrong on paper.</w:t>
       </w:r>
     </w:p>
@@ -353,12 +335,6 @@
       </w:r>
     </w:p>
     <w:p>
-      <w:r>
-        <w:rPr>
-          <w:i/>
-        </w:rPr>
-        <w:t xml:space="preserve">Why: </w:t>
-      </w:r>
       <w:r>
         <w:t>A prescription missing the route or the duration forces the pharmacist or nurse to guess what was meant -- and a guess at the point of dispensing is exactly the moment this step exists to remove.</w:t>
       </w:r>
@@ -383,12 +359,6 @@
     </w:p>
     <w:p>
       <w:r>
-        <w:rPr>
-          <w:i/>
-        </w:rPr>
-        <w:t xml:space="preserve">Why: </w:t>
-      </w:r>
-      <w:r>
         <w:t>A medication that was never checked against a known allergy is not a treatment decision -- it is a risk the patient never agreed to and the prescriber never actually weighed.</w:t>
       </w:r>
     </w:p>
@@ -411,12 +381,6 @@
       </w:r>
     </w:p>
     <w:p>
-      <w:r>
-        <w:rPr>
-          <w:i/>
-        </w:rPr>
-        <w:t xml:space="preserve">Why: </w:t>
-      </w:r>
       <w:r>
         <w:t>A prescriber working alone, with no interaction reference and no allergy alert, is asked to hold the whole risk picture in their head for every single order -- decision support exists because no one should have to.</w:t>
       </w:r>
@@ -441,12 +405,6 @@
     </w:p>
     <w:p>
       <w:r>
-        <w:rPr>
-          <w:i/>
-        </w:rPr>
-        <w:t xml:space="preserve">Why: </w:t>
-      </w:r>
-      <w:r>
         <w:t>A verbal order that is acted on without being read back is a single mis-heard word away from the wrong drug, the wrong dose, or the wrong patient.</w:t>
       </w:r>
     </w:p>
@@ -469,12 +427,6 @@
       </w:r>
     </w:p>
     <w:p>
-      <w:r>
-        <w:rPr>
-          <w:i/>
-        </w:rPr>
-        <w:t xml:space="preserve">Why: </w:t>
-      </w:r>
       <w:r>
         <w:t>A prescribing defect that repeats across many patients is invisible to any single prescriber -- an audit is the only way the hospital sees the pattern rather than one case at a time.</w:t>
       </w:r>
@@ -499,12 +451,6 @@
     </w:p>
     <w:p>
       <w:r>
-        <w:rPr>
-          <w:i/>
-        </w:rPr>
-        <w:t xml:space="preserve">Why: </w:t>
-      </w:r>
-      <w:r>
         <w:t>An audit that produces a report nobody acts on is a filing exercise, not a safety measure -- the finding only matters once it changes something.</w:t>
       </w:r>
     </w:p>
@@ -527,12 +473,6 @@
       </w:r>
     </w:p>
     <w:p>
-      <w:r>
-        <w:rPr>
-          <w:i/>
-        </w:rPr>
-        <w:t xml:space="preserve">Why: </w:t>
-      </w:r>
       <w:r>
         <w:t>A patient's home medication, never asked about, that quietly interacts with what they're now prescribed is a risk introduced by the admission process itself -- reconciliation is what closes that gap.</w:t>
       </w:r>

--- a/policies/build/sop_record_masters/MOM/SOP_MOM.3.a_to_h_safe_rational_prescribing.docx
+++ b/policies/build/sop_record_masters/MOM/SOP_MOM.3.a_to_h_safe_rational_prescribing.docx
@@ -341,7 +341,67 @@
     </w:p>
     <w:p>
       <w:r>
-        <w:t>Every prescription includes the patient's name, unique identification number, date, the prescriber's name, signature and registration number, the drug name (generic preferred), strength, dose, route, frequency or timing, duration, and quantity where relevant. An incomplete prescription is returned to the prescriber before dispensing.</w:t>
+        <w:t>Every prescription includes all of the following:</w:t>
+      </w:r>
+    </w:p>
+    <w:p>
+      <w:r>
+        <w:t>1. The patient's name.</w:t>
+      </w:r>
+    </w:p>
+    <w:p>
+      <w:r>
+        <w:t>2. Unique identification number.</w:t>
+      </w:r>
+    </w:p>
+    <w:p>
+      <w:r>
+        <w:t>3. Date.</w:t>
+      </w:r>
+    </w:p>
+    <w:p>
+      <w:r>
+        <w:t>4. The prescriber's name, signature and registration number.</w:t>
+      </w:r>
+    </w:p>
+    <w:p>
+      <w:r>
+        <w:t>5. Drug name (generic preferred).</w:t>
+      </w:r>
+    </w:p>
+    <w:p>
+      <w:r>
+        <w:t>6. Strength.</w:t>
+      </w:r>
+    </w:p>
+    <w:p>
+      <w:r>
+        <w:t>7. Dose.</w:t>
+      </w:r>
+    </w:p>
+    <w:p>
+      <w:r>
+        <w:t>8. Route.</w:t>
+      </w:r>
+    </w:p>
+    <w:p>
+      <w:r>
+        <w:t>9. Frequency or timing.</w:t>
+      </w:r>
+    </w:p>
+    <w:p>
+      <w:r>
+        <w:t>10. Duration.</w:t>
+      </w:r>
+    </w:p>
+    <w:p>
+      <w:r>
+        <w:t>11. Quantity, where relevant.</w:t>
+      </w:r>
+    </w:p>
+    <w:p>
+      <w:r>
+        <w:t>An incomplete prescription is returned to the prescriber before dispensing.</w:t>
       </w:r>
     </w:p>
     <w:p>
@@ -387,7 +447,27 @@
     </w:p>
     <w:p>
       <w:r>
-        <w:t>Decision support available to prescribers includes «the current formulary with indications and dosing guidance; drug-interaction references available at the pharmacy counter; and allergy alerts». Where «Hospital Name» uses an electronic prescribing system, automated interaction and allergy alerts are switched on.</w:t>
+        <w:t>Decision support available to prescribers includes three resources:</w:t>
+      </w:r>
+    </w:p>
+    <w:p>
+      <w:r>
+        <w:t>1. The current formulary with indications and dosing guidance.</w:t>
+      </w:r>
+    </w:p>
+    <w:p>
+      <w:r>
+        <w:t>2. Drug-interaction references available at the pharmacy counter.</w:t>
+      </w:r>
+    </w:p>
+    <w:p>
+      <w:r>
+        <w:t>3. Allergy alerts.</w:t>
+      </w:r>
+    </w:p>
+    <w:p>
+      <w:r>
+        <w:t>Where «Hospital Name» uses an electronic prescribing system, automated interaction and allergy alerts are switched on.</w:t>
       </w:r>
     </w:p>
     <w:p>
@@ -438,7 +518,32 @@
     </w:p>
     <w:p>
       <w:r>
-        <w:t>The audit checks the minimum requirements, allergy documentation, rational-prescribing markers (generic name, polypharmacy, off-formulary use), verbal-order compliance, and reconciliation at transitions.</w:t>
+        <w:t>The audit checks five things:</w:t>
+      </w:r>
+    </w:p>
+    <w:p>
+      <w:r>
+        <w:t>1. The minimum prescription requirements.</w:t>
+      </w:r>
+    </w:p>
+    <w:p>
+      <w:r>
+        <w:t>2. Allergy documentation.</w:t>
+      </w:r>
+    </w:p>
+    <w:p>
+      <w:r>
+        <w:t>3. Rational-prescribing markers (generic name, polypharmacy, off-formulary use).</w:t>
+      </w:r>
+    </w:p>
+    <w:p>
+      <w:r>
+        <w:t>4. Verbal-order compliance.</w:t>
+      </w:r>
+    </w:p>
+    <w:p>
+      <w:r>
+        <w:t>5. Reconciliation at transitions.</w:t>
       </w:r>
     </w:p>
     <w:p>
